--- a/kpluz/docxs/Chemistry 1/Q1_LE2.docx
+++ b/kpluz/docxs/Chemistry 1/Q1_LE2.docx
@@ -5392,6 +5392,29 @@
     </w:p>
     <w:p>
       <w:pPr>
+        <w:rPr>
+          <w:rFonts w:ascii="Segoe UI" w:eastAsia="Times New Roman" w:hAnsi="Segoe UI" w:cs="Segoe UI"/>
+          <w:b/>
+          <w:bCs/>
+          <w:color w:val="0F1115"/>
+          <w:sz w:val="30"/>
+          <w:szCs w:val="30"/>
+        </w:rPr>
+      </w:pPr>
+      <w:r>
+        <w:rPr>
+          <w:rFonts w:ascii="Segoe UI" w:eastAsia="Times New Roman" w:hAnsi="Segoe UI" w:cs="Segoe UI"/>
+          <w:b/>
+          <w:bCs/>
+          <w:color w:val="0F1115"/>
+          <w:sz w:val="30"/>
+          <w:szCs w:val="30"/>
+        </w:rPr>
+        <w:br w:type="page"/>
+      </w:r>
+    </w:p>
+    <w:p>
+      <w:pPr>
         <w:shd w:val="clear" w:color="auto" w:fill="FFFFFF"/>
         <w:spacing w:before="480" w:after="240" w:line="450" w:lineRule="atLeast"/>
         <w:outlineLvl w:val="2"/>
@@ -5413,6 +5436,7 @@
           <w:sz w:val="30"/>
           <w:szCs w:val="30"/>
         </w:rPr>
+        <w:lastRenderedPageBreak/>
         <w:t>Summary Table: Energy Levels, Subshells, and Orbitals</w:t>
       </w:r>
     </w:p>
@@ -5468,7 +5492,6 @@
                 <w:sz w:val="23"/>
                 <w:szCs w:val="23"/>
               </w:rPr>
-              <w:lastRenderedPageBreak/>
               <w:t>Main Energy Level (n)</w:t>
             </w:r>
           </w:p>
@@ -6261,13 +6284,11 @@
     </w:p>
     <w:p>
       <w:pPr>
+        <w:pStyle w:val="Heading2"/>
         <w:shd w:val="clear" w:color="auto" w:fill="FFFFFF"/>
         <w:spacing w:before="480" w:after="240" w:line="480" w:lineRule="atLeast"/>
-        <w:outlineLvl w:val="1"/>
-        <w:rPr>
-          <w:rFonts w:ascii="Segoe UI" w:eastAsia="Times New Roman" w:hAnsi="Segoe UI" w:cs="Segoe UI"/>
-          <w:b/>
-          <w:bCs/>
+        <w:rPr>
+          <w:rFonts w:ascii="Segoe UI" w:eastAsia="Times New Roman" w:hAnsi="Segoe UI" w:cs="Segoe UI"/>
           <w:color w:val="0F1115"/>
           <w:sz w:val="33"/>
           <w:szCs w:val="33"/>
@@ -6276,13 +6297,30 @@
       <w:r>
         <w:rPr>
           <w:rFonts w:ascii="Segoe UI" w:eastAsia="Times New Roman" w:hAnsi="Segoe UI" w:cs="Segoe UI"/>
-          <w:b/>
-          <w:bCs/>
+          <w:bCs w:val="0"/>
           <w:color w:val="0F1115"/>
           <w:sz w:val="33"/>
           <w:szCs w:val="33"/>
         </w:rPr>
-        <w:t>Part 4: Drawing a Model of Discrete Energy Levels – spdf Notation</w:t>
+        <w:t xml:space="preserve">Part 4: </w:t>
+      </w:r>
+      <w:r>
+        <w:rPr>
+          <w:rFonts w:ascii="Segoe UI" w:eastAsia="Times New Roman" w:hAnsi="Segoe UI" w:cs="Segoe UI"/>
+          <w:color w:val="0F1115"/>
+          <w:sz w:val="33"/>
+          <w:szCs w:val="33"/>
+        </w:rPr>
+        <w:t>D</w:t>
+      </w:r>
+      <w:r>
+        <w:rPr>
+          <w:rFonts w:ascii="Segoe UI" w:eastAsia="Times New Roman" w:hAnsi="Segoe UI" w:cs="Segoe UI"/>
+          <w:color w:val="0F1115"/>
+          <w:sz w:val="33"/>
+          <w:szCs w:val="33"/>
+        </w:rPr>
+        <w:t>escribing a Model of Discrete Energy Levels – spdf Notation</w:t>
       </w:r>
     </w:p>
     <w:p>
@@ -6383,8 +6421,13 @@
           <w:numId w:val="17"/>
         </w:numPr>
         <w:shd w:val="clear" w:color="auto" w:fill="FFFFFF"/>
+        <w:tabs>
+          <w:tab w:val="clear" w:pos="720"/>
+          <w:tab w:val="left" w:pos="270"/>
+          <w:tab w:val="num" w:pos="450"/>
+        </w:tabs>
         <w:spacing w:before="100" w:beforeAutospacing="1" w:after="0" w:line="240" w:lineRule="auto"/>
-        <w:ind w:left="0"/>
+        <w:ind w:left="0" w:firstLine="0"/>
         <w:rPr>
           <w:rFonts w:ascii="Segoe UI" w:eastAsia="Times New Roman" w:hAnsi="Segoe UI" w:cs="Segoe UI"/>
           <w:color w:val="0F1115"/>
@@ -6420,8 +6463,13 @@
           <w:numId w:val="17"/>
         </w:numPr>
         <w:shd w:val="clear" w:color="auto" w:fill="FFFFFF"/>
+        <w:tabs>
+          <w:tab w:val="clear" w:pos="720"/>
+          <w:tab w:val="left" w:pos="270"/>
+          <w:tab w:val="num" w:pos="450"/>
+        </w:tabs>
         <w:spacing w:before="100" w:beforeAutospacing="1" w:after="0" w:line="240" w:lineRule="auto"/>
-        <w:ind w:left="0"/>
+        <w:ind w:left="0" w:firstLine="0"/>
         <w:rPr>
           <w:rFonts w:ascii="Segoe UI" w:eastAsia="Times New Roman" w:hAnsi="Segoe UI" w:cs="Segoe UI"/>
           <w:color w:val="0F1115"/>
@@ -6457,8 +6505,13 @@
           <w:numId w:val="17"/>
         </w:numPr>
         <w:shd w:val="clear" w:color="auto" w:fill="FFFFFF"/>
+        <w:tabs>
+          <w:tab w:val="clear" w:pos="720"/>
+          <w:tab w:val="left" w:pos="270"/>
+          <w:tab w:val="num" w:pos="450"/>
+        </w:tabs>
         <w:spacing w:before="100" w:beforeAutospacing="1" w:after="0" w:line="240" w:lineRule="auto"/>
-        <w:ind w:left="0"/>
+        <w:ind w:left="0" w:firstLine="0"/>
         <w:rPr>
           <w:rFonts w:ascii="Segoe UI" w:eastAsia="Times New Roman" w:hAnsi="Segoe UI" w:cs="Segoe UI"/>
           <w:color w:val="0F1115"/>
@@ -6549,8 +6602,8 @@
         <w:tblLook w:val="04A0" w:firstRow="1" w:lastRow="0" w:firstColumn="1" w:lastColumn="0" w:noHBand="0" w:noVBand="1"/>
       </w:tblPr>
       <w:tblGrid>
-        <w:gridCol w:w="5184"/>
-        <w:gridCol w:w="6096"/>
+        <w:gridCol w:w="4680"/>
+        <w:gridCol w:w="6600"/>
       </w:tblGrid>
       <w:tr>
         <w:trPr>
@@ -6558,7 +6611,7 @@
         </w:trPr>
         <w:tc>
           <w:tcPr>
-            <w:tcW w:w="0" w:type="auto"/>
+            <w:tcW w:w="4680" w:type="dxa"/>
             <w:tcBorders>
               <w:top w:val="nil"/>
             </w:tcBorders>
@@ -6592,7 +6645,7 @@
         </w:tc>
         <w:tc>
           <w:tcPr>
-            <w:tcW w:w="0" w:type="auto"/>
+            <w:tcW w:w="6600" w:type="dxa"/>
             <w:tcBorders>
               <w:top w:val="nil"/>
             </w:tcBorders>
@@ -6628,7 +6681,7 @@
       <w:tr>
         <w:tc>
           <w:tcPr>
-            <w:tcW w:w="0" w:type="auto"/>
+            <w:tcW w:w="4680" w:type="dxa"/>
             <w:tcMar>
               <w:top w:w="150" w:type="dxa"/>
               <w:left w:w="0" w:type="dxa"/>
@@ -6659,7 +6712,7 @@
         </w:tc>
         <w:tc>
           <w:tcPr>
-            <w:tcW w:w="0" w:type="auto"/>
+            <w:tcW w:w="6600" w:type="dxa"/>
             <w:tcMar>
               <w:top w:w="150" w:type="dxa"/>
               <w:left w:w="240" w:type="dxa"/>
@@ -6692,7 +6745,7 @@
       <w:tr>
         <w:tc>
           <w:tcPr>
-            <w:tcW w:w="0" w:type="auto"/>
+            <w:tcW w:w="4680" w:type="dxa"/>
             <w:tcMar>
               <w:top w:w="150" w:type="dxa"/>
               <w:left w:w="0" w:type="dxa"/>
@@ -6723,7 +6776,7 @@
         </w:tc>
         <w:tc>
           <w:tcPr>
-            <w:tcW w:w="0" w:type="auto"/>
+            <w:tcW w:w="6600" w:type="dxa"/>
             <w:tcMar>
               <w:top w:w="150" w:type="dxa"/>
               <w:left w:w="240" w:type="dxa"/>
@@ -6756,7 +6809,7 @@
       <w:tr>
         <w:tc>
           <w:tcPr>
-            <w:tcW w:w="0" w:type="auto"/>
+            <w:tcW w:w="4680" w:type="dxa"/>
             <w:tcMar>
               <w:top w:w="150" w:type="dxa"/>
               <w:left w:w="0" w:type="dxa"/>
@@ -6787,7 +6840,7 @@
         </w:tc>
         <w:tc>
           <w:tcPr>
-            <w:tcW w:w="0" w:type="auto"/>
+            <w:tcW w:w="6600" w:type="dxa"/>
             <w:tcMar>
               <w:top w:w="150" w:type="dxa"/>
               <w:left w:w="240" w:type="dxa"/>
@@ -6856,8 +6909,8 @@
         <w:tblLook w:val="04A0" w:firstRow="1" w:lastRow="0" w:firstColumn="1" w:lastColumn="0" w:noHBand="0" w:noVBand="1"/>
       </w:tblPr>
       <w:tblGrid>
-        <w:gridCol w:w="4775"/>
-        <w:gridCol w:w="6505"/>
+        <w:gridCol w:w="4680"/>
+        <w:gridCol w:w="6600"/>
       </w:tblGrid>
       <w:tr>
         <w:trPr>
@@ -6865,7 +6918,7 @@
         </w:trPr>
         <w:tc>
           <w:tcPr>
-            <w:tcW w:w="0" w:type="auto"/>
+            <w:tcW w:w="4680" w:type="dxa"/>
             <w:tcBorders>
               <w:top w:val="nil"/>
             </w:tcBorders>
@@ -6899,7 +6952,7 @@
         </w:tc>
         <w:tc>
           <w:tcPr>
-            <w:tcW w:w="0" w:type="auto"/>
+            <w:tcW w:w="6600" w:type="dxa"/>
             <w:tcBorders>
               <w:top w:val="nil"/>
             </w:tcBorders>
@@ -6935,7 +6988,7 @@
       <w:tr>
         <w:tc>
           <w:tcPr>
-            <w:tcW w:w="0" w:type="auto"/>
+            <w:tcW w:w="4680" w:type="dxa"/>
             <w:tcMar>
               <w:top w:w="150" w:type="dxa"/>
               <w:left w:w="0" w:type="dxa"/>
@@ -6966,7 +7019,7 @@
         </w:tc>
         <w:tc>
           <w:tcPr>
-            <w:tcW w:w="0" w:type="auto"/>
+            <w:tcW w:w="6600" w:type="dxa"/>
             <w:tcMar>
               <w:top w:w="150" w:type="dxa"/>
               <w:left w:w="240" w:type="dxa"/>
@@ -6999,7 +7052,7 @@
       <w:tr>
         <w:tc>
           <w:tcPr>
-            <w:tcW w:w="0" w:type="auto"/>
+            <w:tcW w:w="4680" w:type="dxa"/>
             <w:tcMar>
               <w:top w:w="150" w:type="dxa"/>
               <w:left w:w="0" w:type="dxa"/>
@@ -7030,7 +7083,7 @@
         </w:tc>
         <w:tc>
           <w:tcPr>
-            <w:tcW w:w="0" w:type="auto"/>
+            <w:tcW w:w="6600" w:type="dxa"/>
             <w:tcMar>
               <w:top w:w="150" w:type="dxa"/>
               <w:left w:w="240" w:type="dxa"/>
@@ -7063,7 +7116,7 @@
       <w:tr>
         <w:tc>
           <w:tcPr>
-            <w:tcW w:w="0" w:type="auto"/>
+            <w:tcW w:w="4680" w:type="dxa"/>
             <w:tcMar>
               <w:top w:w="150" w:type="dxa"/>
               <w:left w:w="0" w:type="dxa"/>
@@ -7094,7 +7147,7 @@
         </w:tc>
         <w:tc>
           <w:tcPr>
-            <w:tcW w:w="0" w:type="auto"/>
+            <w:tcW w:w="6600" w:type="dxa"/>
             <w:tcMar>
               <w:top w:w="150" w:type="dxa"/>
               <w:left w:w="240" w:type="dxa"/>
@@ -7163,8 +7216,8 @@
         <w:tblLook w:val="04A0" w:firstRow="1" w:lastRow="0" w:firstColumn="1" w:lastColumn="0" w:noHBand="0" w:noVBand="1"/>
       </w:tblPr>
       <w:tblGrid>
-        <w:gridCol w:w="3831"/>
-        <w:gridCol w:w="7449"/>
+        <w:gridCol w:w="4590"/>
+        <w:gridCol w:w="6690"/>
       </w:tblGrid>
       <w:tr>
         <w:trPr>
@@ -7172,7 +7225,7 @@
         </w:trPr>
         <w:tc>
           <w:tcPr>
-            <w:tcW w:w="0" w:type="auto"/>
+            <w:tcW w:w="4590" w:type="dxa"/>
             <w:tcBorders>
               <w:top w:val="nil"/>
             </w:tcBorders>
@@ -7206,7 +7259,7 @@
         </w:tc>
         <w:tc>
           <w:tcPr>
-            <w:tcW w:w="0" w:type="auto"/>
+            <w:tcW w:w="6690" w:type="dxa"/>
             <w:tcBorders>
               <w:top w:val="nil"/>
             </w:tcBorders>
@@ -7242,7 +7295,7 @@
       <w:tr>
         <w:tc>
           <w:tcPr>
-            <w:tcW w:w="0" w:type="auto"/>
+            <w:tcW w:w="4590" w:type="dxa"/>
             <w:tcMar>
               <w:top w:w="150" w:type="dxa"/>
               <w:left w:w="0" w:type="dxa"/>
@@ -7273,7 +7326,7 @@
         </w:tc>
         <w:tc>
           <w:tcPr>
-            <w:tcW w:w="0" w:type="auto"/>
+            <w:tcW w:w="6690" w:type="dxa"/>
             <w:tcMar>
               <w:top w:w="150" w:type="dxa"/>
               <w:left w:w="240" w:type="dxa"/>
@@ -7306,7 +7359,7 @@
       <w:tr>
         <w:tc>
           <w:tcPr>
-            <w:tcW w:w="0" w:type="auto"/>
+            <w:tcW w:w="4590" w:type="dxa"/>
             <w:tcMar>
               <w:top w:w="150" w:type="dxa"/>
               <w:left w:w="0" w:type="dxa"/>
@@ -7337,7 +7390,7 @@
         </w:tc>
         <w:tc>
           <w:tcPr>
-            <w:tcW w:w="0" w:type="auto"/>
+            <w:tcW w:w="6690" w:type="dxa"/>
             <w:tcMar>
               <w:top w:w="150" w:type="dxa"/>
               <w:left w:w="240" w:type="dxa"/>
@@ -7370,7 +7423,7 @@
       <w:tr>
         <w:tc>
           <w:tcPr>
-            <w:tcW w:w="0" w:type="auto"/>
+            <w:tcW w:w="4590" w:type="dxa"/>
             <w:tcMar>
               <w:top w:w="150" w:type="dxa"/>
               <w:left w:w="0" w:type="dxa"/>
@@ -7401,7 +7454,7 @@
         </w:tc>
         <w:tc>
           <w:tcPr>
-            <w:tcW w:w="0" w:type="auto"/>
+            <w:tcW w:w="6690" w:type="dxa"/>
             <w:tcMar>
               <w:top w:w="150" w:type="dxa"/>
               <w:left w:w="240" w:type="dxa"/>
@@ -7426,25 +7479,25 @@
                 <w:sz w:val="23"/>
                 <w:szCs w:val="23"/>
               </w:rPr>
-              <w:t xml:space="preserve">1s² (first level full), 2s² (second level s full), 2p² (two electrons </w:t>
-            </w:r>
-          </w:p>
-          <w:p>
-            <w:pPr>
-              <w:spacing w:after="0" w:line="375" w:lineRule="atLeast"/>
-              <w:rPr>
-                <w:rFonts w:ascii="Segoe UI" w:eastAsia="Times New Roman" w:hAnsi="Segoe UI" w:cs="Segoe UI"/>
-                <w:sz w:val="23"/>
-                <w:szCs w:val="23"/>
-              </w:rPr>
-            </w:pPr>
-            <w:r>
-              <w:rPr>
-                <w:rFonts w:ascii="Segoe UI" w:eastAsia="Times New Roman" w:hAnsi="Segoe UI" w:cs="Segoe UI"/>
-                <w:sz w:val="23"/>
-                <w:szCs w:val="23"/>
-              </w:rPr>
-              <w:t>in p subshell)</w:t>
+              <w:t xml:space="preserve">1s² (first level full), 2s² (second level s full), 2p² </w:t>
+            </w:r>
+          </w:p>
+          <w:p>
+            <w:pPr>
+              <w:spacing w:after="0" w:line="375" w:lineRule="atLeast"/>
+              <w:rPr>
+                <w:rFonts w:ascii="Segoe UI" w:eastAsia="Times New Roman" w:hAnsi="Segoe UI" w:cs="Segoe UI"/>
+                <w:sz w:val="23"/>
+                <w:szCs w:val="23"/>
+              </w:rPr>
+            </w:pPr>
+            <w:r>
+              <w:rPr>
+                <w:rFonts w:ascii="Segoe UI" w:eastAsia="Times New Roman" w:hAnsi="Segoe UI" w:cs="Segoe UI"/>
+                <w:sz w:val="23"/>
+                <w:szCs w:val="23"/>
+              </w:rPr>
+              <w:t>(two electrons in p subshell)</w:t>
             </w:r>
           </w:p>
         </w:tc>
@@ -7464,908 +7517,6 @@
           <w:szCs w:val="30"/>
         </w:rPr>
       </w:pPr>
-    </w:p>
-    <w:p>
-      <w:pPr>
-        <w:shd w:val="clear" w:color="auto" w:fill="FFFFFF"/>
-        <w:spacing w:before="480" w:after="240" w:line="450" w:lineRule="atLeast"/>
-        <w:outlineLvl w:val="2"/>
-        <w:rPr>
-          <w:rFonts w:ascii="Segoe UI" w:eastAsia="Times New Roman" w:hAnsi="Segoe UI" w:cs="Segoe UI"/>
-          <w:b/>
-          <w:bCs/>
-          <w:color w:val="0F1115"/>
-          <w:sz w:val="30"/>
-          <w:szCs w:val="30"/>
-        </w:rPr>
-      </w:pPr>
-      <w:r>
-        <w:rPr>
-          <w:rFonts w:ascii="Segoe UI" w:eastAsia="Times New Roman" w:hAnsi="Segoe UI" w:cs="Segoe UI"/>
-          <w:b/>
-          <w:bCs/>
-          <w:color w:val="0F1115"/>
-          <w:sz w:val="30"/>
-          <w:szCs w:val="30"/>
-        </w:rPr>
-        <w:lastRenderedPageBreak/>
-        <w:t>Diagram of Discrete Energy Levels for Carbon</w:t>
-      </w:r>
-    </w:p>
-    <w:p>
-      <w:pPr>
-        <w:tabs>
-          <w:tab w:val="left" w:pos="916"/>
-          <w:tab w:val="left" w:pos="1832"/>
-          <w:tab w:val="left" w:pos="2748"/>
-          <w:tab w:val="left" w:pos="3664"/>
-          <w:tab w:val="left" w:pos="4580"/>
-          <w:tab w:val="left" w:pos="5496"/>
-          <w:tab w:val="left" w:pos="6412"/>
-          <w:tab w:val="left" w:pos="7328"/>
-          <w:tab w:val="left" w:pos="8244"/>
-          <w:tab w:val="left" w:pos="9160"/>
-          <w:tab w:val="left" w:pos="10076"/>
-          <w:tab w:val="left" w:pos="10992"/>
-          <w:tab w:val="left" w:pos="11908"/>
-          <w:tab w:val="left" w:pos="12824"/>
-          <w:tab w:val="left" w:pos="13740"/>
-          <w:tab w:val="left" w:pos="14656"/>
-        </w:tabs>
-        <w:wordWrap w:val="0"/>
-        <w:spacing w:after="0" w:line="330" w:lineRule="atLeast"/>
-        <w:rPr>
-          <w:rFonts w:ascii="Consolas" w:eastAsia="Times New Roman" w:hAnsi="Consolas" w:cs="Courier New"/>
-          <w:color w:val="0F1115"/>
-          <w:sz w:val="20"/>
-          <w:szCs w:val="20"/>
-        </w:rPr>
-      </w:pPr>
-      <w:r>
-        <w:rPr>
-          <w:rFonts w:ascii="Consolas" w:eastAsia="Times New Roman" w:hAnsi="Consolas" w:cs="Courier New"/>
-          <w:color w:val="0F1115"/>
-          <w:sz w:val="20"/>
-          <w:szCs w:val="20"/>
-        </w:rPr>
-        <w:t>Energy</w:t>
-      </w:r>
-    </w:p>
-    <w:p>
-      <w:pPr>
-        <w:tabs>
-          <w:tab w:val="left" w:pos="916"/>
-          <w:tab w:val="left" w:pos="1832"/>
-          <w:tab w:val="left" w:pos="2748"/>
-          <w:tab w:val="left" w:pos="3664"/>
-          <w:tab w:val="left" w:pos="4580"/>
-          <w:tab w:val="left" w:pos="5496"/>
-          <w:tab w:val="left" w:pos="6412"/>
-          <w:tab w:val="left" w:pos="7328"/>
-          <w:tab w:val="left" w:pos="8244"/>
-          <w:tab w:val="left" w:pos="9160"/>
-          <w:tab w:val="left" w:pos="10076"/>
-          <w:tab w:val="left" w:pos="10992"/>
-          <w:tab w:val="left" w:pos="11908"/>
-          <w:tab w:val="left" w:pos="12824"/>
-          <w:tab w:val="left" w:pos="13740"/>
-          <w:tab w:val="left" w:pos="14656"/>
-        </w:tabs>
-        <w:wordWrap w:val="0"/>
-        <w:spacing w:after="0" w:line="330" w:lineRule="atLeast"/>
-        <w:rPr>
-          <w:rFonts w:ascii="Consolas" w:eastAsia="Times New Roman" w:hAnsi="Consolas" w:cs="Courier New"/>
-          <w:color w:val="0F1115"/>
-          <w:sz w:val="20"/>
-          <w:szCs w:val="20"/>
-        </w:rPr>
-      </w:pPr>
-      <w:r>
-        <w:rPr>
-          <w:rFonts w:ascii="Consolas" w:eastAsia="Times New Roman" w:hAnsi="Consolas" w:cs="Courier New"/>
-          <w:color w:val="0F1115"/>
-          <w:sz w:val="20"/>
-          <w:szCs w:val="20"/>
-        </w:rPr>
-        <w:t xml:space="preserve">  ↑</w:t>
-      </w:r>
-    </w:p>
-    <w:p>
-      <w:pPr>
-        <w:tabs>
-          <w:tab w:val="left" w:pos="916"/>
-          <w:tab w:val="left" w:pos="1832"/>
-          <w:tab w:val="left" w:pos="2748"/>
-          <w:tab w:val="left" w:pos="3664"/>
-          <w:tab w:val="left" w:pos="4580"/>
-          <w:tab w:val="left" w:pos="5496"/>
-          <w:tab w:val="left" w:pos="6412"/>
-          <w:tab w:val="left" w:pos="7328"/>
-          <w:tab w:val="left" w:pos="8244"/>
-          <w:tab w:val="left" w:pos="9160"/>
-          <w:tab w:val="left" w:pos="10076"/>
-          <w:tab w:val="left" w:pos="10992"/>
-          <w:tab w:val="left" w:pos="11908"/>
-          <w:tab w:val="left" w:pos="12824"/>
-          <w:tab w:val="left" w:pos="13740"/>
-          <w:tab w:val="left" w:pos="14656"/>
-        </w:tabs>
-        <w:wordWrap w:val="0"/>
-        <w:spacing w:after="0" w:line="330" w:lineRule="atLeast"/>
-        <w:rPr>
-          <w:rFonts w:ascii="Consolas" w:eastAsia="Times New Roman" w:hAnsi="Consolas" w:cs="Courier New"/>
-          <w:color w:val="0F1115"/>
-          <w:sz w:val="20"/>
-          <w:szCs w:val="20"/>
-        </w:rPr>
-      </w:pPr>
-      <w:r>
-        <w:rPr>
-          <w:rFonts w:ascii="Consolas" w:eastAsia="Times New Roman" w:hAnsi="Consolas" w:cs="Courier New"/>
-          <w:color w:val="0F1115"/>
-          <w:sz w:val="20"/>
-          <w:szCs w:val="20"/>
-        </w:rPr>
-        <w:t xml:space="preserve">  |                                    </w:t>
-      </w:r>
-    </w:p>
-    <w:p>
-      <w:pPr>
-        <w:tabs>
-          <w:tab w:val="left" w:pos="916"/>
-          <w:tab w:val="left" w:pos="1832"/>
-          <w:tab w:val="left" w:pos="2748"/>
-          <w:tab w:val="left" w:pos="3664"/>
-          <w:tab w:val="left" w:pos="4580"/>
-          <w:tab w:val="left" w:pos="5496"/>
-          <w:tab w:val="left" w:pos="6412"/>
-          <w:tab w:val="left" w:pos="7328"/>
-          <w:tab w:val="left" w:pos="8244"/>
-          <w:tab w:val="left" w:pos="9160"/>
-          <w:tab w:val="left" w:pos="10076"/>
-          <w:tab w:val="left" w:pos="10992"/>
-          <w:tab w:val="left" w:pos="11908"/>
-          <w:tab w:val="left" w:pos="12824"/>
-          <w:tab w:val="left" w:pos="13740"/>
-          <w:tab w:val="left" w:pos="14656"/>
-        </w:tabs>
-        <w:wordWrap w:val="0"/>
-        <w:spacing w:after="0" w:line="330" w:lineRule="atLeast"/>
-        <w:rPr>
-          <w:rFonts w:ascii="Consolas" w:eastAsia="Times New Roman" w:hAnsi="Consolas" w:cs="Courier New"/>
-          <w:color w:val="0F1115"/>
-          <w:sz w:val="20"/>
-          <w:szCs w:val="20"/>
-        </w:rPr>
-      </w:pPr>
-      <w:r>
-        <w:rPr>
-          <w:rFonts w:ascii="Consolas" w:eastAsia="Times New Roman" w:hAnsi="Consolas" w:cs="Courier New"/>
-          <w:color w:val="0F1115"/>
-          <w:sz w:val="20"/>
-          <w:szCs w:val="20"/>
-        </w:rPr>
-        <w:t xml:space="preserve">  |     ┌─────────────────────────────┐</w:t>
-      </w:r>
-    </w:p>
-    <w:p>
-      <w:pPr>
-        <w:tabs>
-          <w:tab w:val="left" w:pos="916"/>
-          <w:tab w:val="left" w:pos="1832"/>
-          <w:tab w:val="left" w:pos="2748"/>
-          <w:tab w:val="left" w:pos="3664"/>
-          <w:tab w:val="left" w:pos="4580"/>
-          <w:tab w:val="left" w:pos="5496"/>
-          <w:tab w:val="left" w:pos="6412"/>
-          <w:tab w:val="left" w:pos="7328"/>
-          <w:tab w:val="left" w:pos="8244"/>
-          <w:tab w:val="left" w:pos="9160"/>
-          <w:tab w:val="left" w:pos="10076"/>
-          <w:tab w:val="left" w:pos="10992"/>
-          <w:tab w:val="left" w:pos="11908"/>
-          <w:tab w:val="left" w:pos="12824"/>
-          <w:tab w:val="left" w:pos="13740"/>
-          <w:tab w:val="left" w:pos="14656"/>
-        </w:tabs>
-        <w:wordWrap w:val="0"/>
-        <w:spacing w:after="0" w:line="330" w:lineRule="atLeast"/>
-        <w:rPr>
-          <w:rFonts w:ascii="Consolas" w:eastAsia="Times New Roman" w:hAnsi="Consolas" w:cs="Courier New"/>
-          <w:color w:val="0F1115"/>
-          <w:sz w:val="20"/>
-          <w:szCs w:val="20"/>
-        </w:rPr>
-      </w:pPr>
-      <w:r>
-        <w:rPr>
-          <w:rFonts w:ascii="Consolas" w:eastAsia="Times New Roman" w:hAnsi="Consolas" w:cs="Courier New"/>
-          <w:color w:val="0F1115"/>
-          <w:sz w:val="20"/>
-          <w:szCs w:val="20"/>
-        </w:rPr>
-        <w:t xml:space="preserve">  |     │         n = 3 (empty)       │  ← 3s, 3p, 3d (no electrons)</w:t>
-      </w:r>
-    </w:p>
-    <w:p>
-      <w:pPr>
-        <w:tabs>
-          <w:tab w:val="left" w:pos="916"/>
-          <w:tab w:val="left" w:pos="1832"/>
-          <w:tab w:val="left" w:pos="2748"/>
-          <w:tab w:val="left" w:pos="3664"/>
-          <w:tab w:val="left" w:pos="4580"/>
-          <w:tab w:val="left" w:pos="5496"/>
-          <w:tab w:val="left" w:pos="6412"/>
-          <w:tab w:val="left" w:pos="7328"/>
-          <w:tab w:val="left" w:pos="8244"/>
-          <w:tab w:val="left" w:pos="9160"/>
-          <w:tab w:val="left" w:pos="10076"/>
-          <w:tab w:val="left" w:pos="10992"/>
-          <w:tab w:val="left" w:pos="11908"/>
-          <w:tab w:val="left" w:pos="12824"/>
-          <w:tab w:val="left" w:pos="13740"/>
-          <w:tab w:val="left" w:pos="14656"/>
-        </w:tabs>
-        <w:wordWrap w:val="0"/>
-        <w:spacing w:after="0" w:line="330" w:lineRule="atLeast"/>
-        <w:rPr>
-          <w:rFonts w:ascii="Consolas" w:eastAsia="Times New Roman" w:hAnsi="Consolas" w:cs="Courier New"/>
-          <w:color w:val="0F1115"/>
-          <w:sz w:val="20"/>
-          <w:szCs w:val="20"/>
-        </w:rPr>
-      </w:pPr>
-      <w:r>
-        <w:rPr>
-          <w:rFonts w:ascii="Consolas" w:eastAsia="Times New Roman" w:hAnsi="Consolas" w:cs="Courier New"/>
-          <w:color w:val="0F1115"/>
-          <w:sz w:val="20"/>
-          <w:szCs w:val="20"/>
-        </w:rPr>
-        <w:t xml:space="preserve">  |     └─────────────────────────────┘</w:t>
-      </w:r>
-    </w:p>
-    <w:p>
-      <w:pPr>
-        <w:tabs>
-          <w:tab w:val="left" w:pos="916"/>
-          <w:tab w:val="left" w:pos="1832"/>
-          <w:tab w:val="left" w:pos="2748"/>
-          <w:tab w:val="left" w:pos="3664"/>
-          <w:tab w:val="left" w:pos="4580"/>
-          <w:tab w:val="left" w:pos="5496"/>
-          <w:tab w:val="left" w:pos="6412"/>
-          <w:tab w:val="left" w:pos="7328"/>
-          <w:tab w:val="left" w:pos="8244"/>
-          <w:tab w:val="left" w:pos="9160"/>
-          <w:tab w:val="left" w:pos="10076"/>
-          <w:tab w:val="left" w:pos="10992"/>
-          <w:tab w:val="left" w:pos="11908"/>
-          <w:tab w:val="left" w:pos="12824"/>
-          <w:tab w:val="left" w:pos="13740"/>
-          <w:tab w:val="left" w:pos="14656"/>
-        </w:tabs>
-        <w:wordWrap w:val="0"/>
-        <w:spacing w:after="0" w:line="330" w:lineRule="atLeast"/>
-        <w:rPr>
-          <w:rFonts w:ascii="Consolas" w:eastAsia="Times New Roman" w:hAnsi="Consolas" w:cs="Courier New"/>
-          <w:color w:val="0F1115"/>
-          <w:sz w:val="20"/>
-          <w:szCs w:val="20"/>
-        </w:rPr>
-      </w:pPr>
-      <w:r>
-        <w:rPr>
-          <w:rFonts w:ascii="Consolas" w:eastAsia="Times New Roman" w:hAnsi="Consolas" w:cs="Courier New"/>
-          <w:color w:val="0F1115"/>
-          <w:sz w:val="20"/>
-          <w:szCs w:val="20"/>
-        </w:rPr>
-        <w:t xml:space="preserve">  |</w:t>
-      </w:r>
-    </w:p>
-    <w:p>
-      <w:pPr>
-        <w:tabs>
-          <w:tab w:val="left" w:pos="916"/>
-          <w:tab w:val="left" w:pos="1832"/>
-          <w:tab w:val="left" w:pos="2748"/>
-          <w:tab w:val="left" w:pos="3664"/>
-          <w:tab w:val="left" w:pos="4580"/>
-          <w:tab w:val="left" w:pos="5496"/>
-          <w:tab w:val="left" w:pos="6412"/>
-          <w:tab w:val="left" w:pos="7328"/>
-          <w:tab w:val="left" w:pos="8244"/>
-          <w:tab w:val="left" w:pos="9160"/>
-          <w:tab w:val="left" w:pos="10076"/>
-          <w:tab w:val="left" w:pos="10992"/>
-          <w:tab w:val="left" w:pos="11908"/>
-          <w:tab w:val="left" w:pos="12824"/>
-          <w:tab w:val="left" w:pos="13740"/>
-          <w:tab w:val="left" w:pos="14656"/>
-        </w:tabs>
-        <w:wordWrap w:val="0"/>
-        <w:spacing w:after="0" w:line="330" w:lineRule="atLeast"/>
-        <w:rPr>
-          <w:rFonts w:ascii="Consolas" w:eastAsia="Times New Roman" w:hAnsi="Consolas" w:cs="Courier New"/>
-          <w:color w:val="0F1115"/>
-          <w:sz w:val="20"/>
-          <w:szCs w:val="20"/>
-        </w:rPr>
-      </w:pPr>
-      <w:r>
-        <w:rPr>
-          <w:rFonts w:ascii="Consolas" w:eastAsia="Times New Roman" w:hAnsi="Consolas" w:cs="Courier New"/>
-          <w:color w:val="0F1115"/>
-          <w:sz w:val="20"/>
-          <w:szCs w:val="20"/>
-        </w:rPr>
-        <w:t xml:space="preserve">  |     ┌─────────────────────────────┐</w:t>
-      </w:r>
-    </w:p>
-    <w:p>
-      <w:pPr>
-        <w:tabs>
-          <w:tab w:val="left" w:pos="916"/>
-          <w:tab w:val="left" w:pos="1832"/>
-          <w:tab w:val="left" w:pos="2748"/>
-          <w:tab w:val="left" w:pos="3664"/>
-          <w:tab w:val="left" w:pos="4580"/>
-          <w:tab w:val="left" w:pos="5496"/>
-          <w:tab w:val="left" w:pos="6412"/>
-          <w:tab w:val="left" w:pos="7328"/>
-          <w:tab w:val="left" w:pos="8244"/>
-          <w:tab w:val="left" w:pos="9160"/>
-          <w:tab w:val="left" w:pos="10076"/>
-          <w:tab w:val="left" w:pos="10992"/>
-          <w:tab w:val="left" w:pos="11908"/>
-          <w:tab w:val="left" w:pos="12824"/>
-          <w:tab w:val="left" w:pos="13740"/>
-          <w:tab w:val="left" w:pos="14656"/>
-        </w:tabs>
-        <w:wordWrap w:val="0"/>
-        <w:spacing w:after="0" w:line="330" w:lineRule="atLeast"/>
-        <w:rPr>
-          <w:rFonts w:ascii="Consolas" w:eastAsia="Times New Roman" w:hAnsi="Consolas" w:cs="Courier New"/>
-          <w:color w:val="0F1115"/>
-          <w:sz w:val="20"/>
-          <w:szCs w:val="20"/>
-        </w:rPr>
-      </w:pPr>
-      <w:r>
-        <w:rPr>
-          <w:rFonts w:ascii="Consolas" w:eastAsia="Times New Roman" w:hAnsi="Consolas" w:cs="Courier New"/>
-          <w:color w:val="0F1115"/>
-          <w:sz w:val="20"/>
-          <w:szCs w:val="20"/>
-        </w:rPr>
-        <w:t xml:space="preserve">  |     │         n = 2               │</w:t>
-      </w:r>
-    </w:p>
-    <w:p>
-      <w:pPr>
-        <w:tabs>
-          <w:tab w:val="left" w:pos="916"/>
-          <w:tab w:val="left" w:pos="1832"/>
-          <w:tab w:val="left" w:pos="2748"/>
-          <w:tab w:val="left" w:pos="3664"/>
-          <w:tab w:val="left" w:pos="4580"/>
-          <w:tab w:val="left" w:pos="5496"/>
-          <w:tab w:val="left" w:pos="6412"/>
-          <w:tab w:val="left" w:pos="7328"/>
-          <w:tab w:val="left" w:pos="8244"/>
-          <w:tab w:val="left" w:pos="9160"/>
-          <w:tab w:val="left" w:pos="10076"/>
-          <w:tab w:val="left" w:pos="10992"/>
-          <w:tab w:val="left" w:pos="11908"/>
-          <w:tab w:val="left" w:pos="12824"/>
-          <w:tab w:val="left" w:pos="13740"/>
-          <w:tab w:val="left" w:pos="14656"/>
-        </w:tabs>
-        <w:wordWrap w:val="0"/>
-        <w:spacing w:after="0" w:line="330" w:lineRule="atLeast"/>
-        <w:rPr>
-          <w:rFonts w:ascii="Consolas" w:eastAsia="Times New Roman" w:hAnsi="Consolas" w:cs="Courier New"/>
-          <w:color w:val="0F1115"/>
-          <w:sz w:val="20"/>
-          <w:szCs w:val="20"/>
-        </w:rPr>
-      </w:pPr>
-      <w:r>
-        <w:rPr>
-          <w:rFonts w:ascii="Consolas" w:eastAsia="Times New Roman" w:hAnsi="Consolas" w:cs="Courier New"/>
-          <w:color w:val="0F1115"/>
-          <w:sz w:val="20"/>
-          <w:szCs w:val="20"/>
-        </w:rPr>
-        <w:t xml:space="preserve">  |     │    ┌─────┐  ┌───────────┐   │</w:t>
-      </w:r>
-    </w:p>
-    <w:p>
-      <w:pPr>
-        <w:tabs>
-          <w:tab w:val="left" w:pos="916"/>
-          <w:tab w:val="left" w:pos="1832"/>
-          <w:tab w:val="left" w:pos="2748"/>
-          <w:tab w:val="left" w:pos="3664"/>
-          <w:tab w:val="left" w:pos="4580"/>
-          <w:tab w:val="left" w:pos="5496"/>
-          <w:tab w:val="left" w:pos="6412"/>
-          <w:tab w:val="left" w:pos="7328"/>
-          <w:tab w:val="left" w:pos="8244"/>
-          <w:tab w:val="left" w:pos="9160"/>
-          <w:tab w:val="left" w:pos="10076"/>
-          <w:tab w:val="left" w:pos="10992"/>
-          <w:tab w:val="left" w:pos="11908"/>
-          <w:tab w:val="left" w:pos="12824"/>
-          <w:tab w:val="left" w:pos="13740"/>
-          <w:tab w:val="left" w:pos="14656"/>
-        </w:tabs>
-        <w:wordWrap w:val="0"/>
-        <w:spacing w:after="0" w:line="330" w:lineRule="atLeast"/>
-        <w:rPr>
-          <w:rFonts w:ascii="Consolas" w:eastAsia="Times New Roman" w:hAnsi="Consolas" w:cs="Courier New"/>
-          <w:color w:val="0F1115"/>
-          <w:sz w:val="20"/>
-          <w:szCs w:val="20"/>
-        </w:rPr>
-      </w:pPr>
-      <w:r>
-        <w:rPr>
-          <w:rFonts w:ascii="Consolas" w:eastAsia="Times New Roman" w:hAnsi="Consolas" w:cs="Courier New"/>
-          <w:color w:val="0F1115"/>
-          <w:sz w:val="20"/>
-          <w:szCs w:val="20"/>
-        </w:rPr>
-        <w:t xml:space="preserve">  |     │    │ 2s² │  │   2p²     │   │  ← 2 electrons in 2p</w:t>
-      </w:r>
-    </w:p>
-    <w:p>
-      <w:pPr>
-        <w:tabs>
-          <w:tab w:val="left" w:pos="916"/>
-          <w:tab w:val="left" w:pos="1832"/>
-          <w:tab w:val="left" w:pos="2748"/>
-          <w:tab w:val="left" w:pos="3664"/>
-          <w:tab w:val="left" w:pos="4580"/>
-          <w:tab w:val="left" w:pos="5496"/>
-          <w:tab w:val="left" w:pos="6412"/>
-          <w:tab w:val="left" w:pos="7328"/>
-          <w:tab w:val="left" w:pos="8244"/>
-          <w:tab w:val="left" w:pos="9160"/>
-          <w:tab w:val="left" w:pos="10076"/>
-          <w:tab w:val="left" w:pos="10992"/>
-          <w:tab w:val="left" w:pos="11908"/>
-          <w:tab w:val="left" w:pos="12824"/>
-          <w:tab w:val="left" w:pos="13740"/>
-          <w:tab w:val="left" w:pos="14656"/>
-        </w:tabs>
-        <w:wordWrap w:val="0"/>
-        <w:spacing w:after="0" w:line="330" w:lineRule="atLeast"/>
-        <w:rPr>
-          <w:rFonts w:ascii="Consolas" w:eastAsia="Times New Roman" w:hAnsi="Consolas" w:cs="Courier New"/>
-          <w:color w:val="0F1115"/>
-          <w:sz w:val="20"/>
-          <w:szCs w:val="20"/>
-        </w:rPr>
-      </w:pPr>
-      <w:r>
-        <w:rPr>
-          <w:rFonts w:ascii="Consolas" w:eastAsia="Times New Roman" w:hAnsi="Consolas" w:cs="Courier New"/>
-          <w:color w:val="0F1115"/>
-          <w:sz w:val="20"/>
-          <w:szCs w:val="20"/>
-        </w:rPr>
-        <w:t xml:space="preserve">  |     │    └─────┘  └───────────┘   │</w:t>
-      </w:r>
-    </w:p>
-    <w:p>
-      <w:pPr>
-        <w:tabs>
-          <w:tab w:val="left" w:pos="916"/>
-          <w:tab w:val="left" w:pos="1832"/>
-          <w:tab w:val="left" w:pos="2748"/>
-          <w:tab w:val="left" w:pos="3664"/>
-          <w:tab w:val="left" w:pos="4580"/>
-          <w:tab w:val="left" w:pos="5496"/>
-          <w:tab w:val="left" w:pos="6412"/>
-          <w:tab w:val="left" w:pos="7328"/>
-          <w:tab w:val="left" w:pos="8244"/>
-          <w:tab w:val="left" w:pos="9160"/>
-          <w:tab w:val="left" w:pos="10076"/>
-          <w:tab w:val="left" w:pos="10992"/>
-          <w:tab w:val="left" w:pos="11908"/>
-          <w:tab w:val="left" w:pos="12824"/>
-          <w:tab w:val="left" w:pos="13740"/>
-          <w:tab w:val="left" w:pos="14656"/>
-        </w:tabs>
-        <w:wordWrap w:val="0"/>
-        <w:spacing w:after="0" w:line="330" w:lineRule="atLeast"/>
-        <w:rPr>
-          <w:rFonts w:ascii="Consolas" w:eastAsia="Times New Roman" w:hAnsi="Consolas" w:cs="Courier New"/>
-          <w:color w:val="0F1115"/>
-          <w:sz w:val="20"/>
-          <w:szCs w:val="20"/>
-        </w:rPr>
-      </w:pPr>
-      <w:r>
-        <w:rPr>
-          <w:rFonts w:ascii="Consolas" w:eastAsia="Times New Roman" w:hAnsi="Consolas" w:cs="Courier New"/>
-          <w:color w:val="0F1115"/>
-          <w:sz w:val="20"/>
-          <w:szCs w:val="20"/>
-        </w:rPr>
-        <w:t xml:space="preserve">  |     └─────────────────────────────┘</w:t>
-      </w:r>
-    </w:p>
-    <w:p>
-      <w:pPr>
-        <w:tabs>
-          <w:tab w:val="left" w:pos="916"/>
-          <w:tab w:val="left" w:pos="1832"/>
-          <w:tab w:val="left" w:pos="2748"/>
-          <w:tab w:val="left" w:pos="3664"/>
-          <w:tab w:val="left" w:pos="4580"/>
-          <w:tab w:val="left" w:pos="5496"/>
-          <w:tab w:val="left" w:pos="6412"/>
-          <w:tab w:val="left" w:pos="7328"/>
-          <w:tab w:val="left" w:pos="8244"/>
-          <w:tab w:val="left" w:pos="9160"/>
-          <w:tab w:val="left" w:pos="10076"/>
-          <w:tab w:val="left" w:pos="10992"/>
-          <w:tab w:val="left" w:pos="11908"/>
-          <w:tab w:val="left" w:pos="12824"/>
-          <w:tab w:val="left" w:pos="13740"/>
-          <w:tab w:val="left" w:pos="14656"/>
-        </w:tabs>
-        <w:wordWrap w:val="0"/>
-        <w:spacing w:after="0" w:line="330" w:lineRule="atLeast"/>
-        <w:rPr>
-          <w:rFonts w:ascii="Consolas" w:eastAsia="Times New Roman" w:hAnsi="Consolas" w:cs="Courier New"/>
-          <w:color w:val="0F1115"/>
-          <w:sz w:val="20"/>
-          <w:szCs w:val="20"/>
-        </w:rPr>
-      </w:pPr>
-      <w:r>
-        <w:rPr>
-          <w:rFonts w:ascii="Consolas" w:eastAsia="Times New Roman" w:hAnsi="Consolas" w:cs="Courier New"/>
-          <w:color w:val="0F1115"/>
-          <w:sz w:val="20"/>
-          <w:szCs w:val="20"/>
-        </w:rPr>
-        <w:t xml:space="preserve">  |</w:t>
-      </w:r>
-    </w:p>
-    <w:p>
-      <w:pPr>
-        <w:tabs>
-          <w:tab w:val="left" w:pos="916"/>
-          <w:tab w:val="left" w:pos="1832"/>
-          <w:tab w:val="left" w:pos="2748"/>
-          <w:tab w:val="left" w:pos="3664"/>
-          <w:tab w:val="left" w:pos="4580"/>
-          <w:tab w:val="left" w:pos="5496"/>
-          <w:tab w:val="left" w:pos="6412"/>
-          <w:tab w:val="left" w:pos="7328"/>
-          <w:tab w:val="left" w:pos="8244"/>
-          <w:tab w:val="left" w:pos="9160"/>
-          <w:tab w:val="left" w:pos="10076"/>
-          <w:tab w:val="left" w:pos="10992"/>
-          <w:tab w:val="left" w:pos="11908"/>
-          <w:tab w:val="left" w:pos="12824"/>
-          <w:tab w:val="left" w:pos="13740"/>
-          <w:tab w:val="left" w:pos="14656"/>
-        </w:tabs>
-        <w:wordWrap w:val="0"/>
-        <w:spacing w:after="0" w:line="330" w:lineRule="atLeast"/>
-        <w:rPr>
-          <w:rFonts w:ascii="Consolas" w:eastAsia="Times New Roman" w:hAnsi="Consolas" w:cs="Courier New"/>
-          <w:color w:val="0F1115"/>
-          <w:sz w:val="20"/>
-          <w:szCs w:val="20"/>
-        </w:rPr>
-      </w:pPr>
-      <w:r>
-        <w:rPr>
-          <w:rFonts w:ascii="Consolas" w:eastAsia="Times New Roman" w:hAnsi="Consolas" w:cs="Courier New"/>
-          <w:color w:val="0F1115"/>
-          <w:sz w:val="20"/>
-          <w:szCs w:val="20"/>
-        </w:rPr>
-        <w:t xml:space="preserve">  |     ┌─────────────────────────────┐</w:t>
-      </w:r>
-    </w:p>
-    <w:p>
-      <w:pPr>
-        <w:tabs>
-          <w:tab w:val="left" w:pos="916"/>
-          <w:tab w:val="left" w:pos="1832"/>
-          <w:tab w:val="left" w:pos="2748"/>
-          <w:tab w:val="left" w:pos="3664"/>
-          <w:tab w:val="left" w:pos="4580"/>
-          <w:tab w:val="left" w:pos="5496"/>
-          <w:tab w:val="left" w:pos="6412"/>
-          <w:tab w:val="left" w:pos="7328"/>
-          <w:tab w:val="left" w:pos="8244"/>
-          <w:tab w:val="left" w:pos="9160"/>
-          <w:tab w:val="left" w:pos="10076"/>
-          <w:tab w:val="left" w:pos="10992"/>
-          <w:tab w:val="left" w:pos="11908"/>
-          <w:tab w:val="left" w:pos="12824"/>
-          <w:tab w:val="left" w:pos="13740"/>
-          <w:tab w:val="left" w:pos="14656"/>
-        </w:tabs>
-        <w:wordWrap w:val="0"/>
-        <w:spacing w:after="0" w:line="330" w:lineRule="atLeast"/>
-        <w:rPr>
-          <w:rFonts w:ascii="Consolas" w:eastAsia="Times New Roman" w:hAnsi="Consolas" w:cs="Courier New"/>
-          <w:color w:val="0F1115"/>
-          <w:sz w:val="20"/>
-          <w:szCs w:val="20"/>
-        </w:rPr>
-      </w:pPr>
-      <w:r>
-        <w:rPr>
-          <w:rFonts w:ascii="Consolas" w:eastAsia="Times New Roman" w:hAnsi="Consolas" w:cs="Courier New"/>
-          <w:color w:val="0F1115"/>
-          <w:sz w:val="20"/>
-          <w:szCs w:val="20"/>
-        </w:rPr>
-        <w:t xml:space="preserve">  |     │         n = 1               │</w:t>
-      </w:r>
-    </w:p>
-    <w:p>
-      <w:pPr>
-        <w:tabs>
-          <w:tab w:val="left" w:pos="916"/>
-          <w:tab w:val="left" w:pos="1832"/>
-          <w:tab w:val="left" w:pos="2748"/>
-          <w:tab w:val="left" w:pos="3664"/>
-          <w:tab w:val="left" w:pos="4580"/>
-          <w:tab w:val="left" w:pos="5496"/>
-          <w:tab w:val="left" w:pos="6412"/>
-          <w:tab w:val="left" w:pos="7328"/>
-          <w:tab w:val="left" w:pos="8244"/>
-          <w:tab w:val="left" w:pos="9160"/>
-          <w:tab w:val="left" w:pos="10076"/>
-          <w:tab w:val="left" w:pos="10992"/>
-          <w:tab w:val="left" w:pos="11908"/>
-          <w:tab w:val="left" w:pos="12824"/>
-          <w:tab w:val="left" w:pos="13740"/>
-          <w:tab w:val="left" w:pos="14656"/>
-        </w:tabs>
-        <w:wordWrap w:val="0"/>
-        <w:spacing w:after="0" w:line="330" w:lineRule="atLeast"/>
-        <w:rPr>
-          <w:rFonts w:ascii="Consolas" w:eastAsia="Times New Roman" w:hAnsi="Consolas" w:cs="Courier New"/>
-          <w:color w:val="0F1115"/>
-          <w:sz w:val="20"/>
-          <w:szCs w:val="20"/>
-        </w:rPr>
-      </w:pPr>
-      <w:r>
-        <w:rPr>
-          <w:rFonts w:ascii="Consolas" w:eastAsia="Times New Roman" w:hAnsi="Consolas" w:cs="Courier New"/>
-          <w:color w:val="0F1115"/>
-          <w:sz w:val="20"/>
-          <w:szCs w:val="20"/>
-        </w:rPr>
-        <w:t xml:space="preserve">  |     │         ┌─────┐             │</w:t>
-      </w:r>
-    </w:p>
-    <w:p>
-      <w:pPr>
-        <w:tabs>
-          <w:tab w:val="left" w:pos="916"/>
-          <w:tab w:val="left" w:pos="1832"/>
-          <w:tab w:val="left" w:pos="2748"/>
-          <w:tab w:val="left" w:pos="3664"/>
-          <w:tab w:val="left" w:pos="4580"/>
-          <w:tab w:val="left" w:pos="5496"/>
-          <w:tab w:val="left" w:pos="6412"/>
-          <w:tab w:val="left" w:pos="7328"/>
-          <w:tab w:val="left" w:pos="8244"/>
-          <w:tab w:val="left" w:pos="9160"/>
-          <w:tab w:val="left" w:pos="10076"/>
-          <w:tab w:val="left" w:pos="10992"/>
-          <w:tab w:val="left" w:pos="11908"/>
-          <w:tab w:val="left" w:pos="12824"/>
-          <w:tab w:val="left" w:pos="13740"/>
-          <w:tab w:val="left" w:pos="14656"/>
-        </w:tabs>
-        <w:wordWrap w:val="0"/>
-        <w:spacing w:after="0" w:line="330" w:lineRule="atLeast"/>
-        <w:rPr>
-          <w:rFonts w:ascii="Consolas" w:eastAsia="Times New Roman" w:hAnsi="Consolas" w:cs="Courier New"/>
-          <w:color w:val="0F1115"/>
-          <w:sz w:val="20"/>
-          <w:szCs w:val="20"/>
-        </w:rPr>
-      </w:pPr>
-      <w:r>
-        <w:rPr>
-          <w:rFonts w:ascii="Consolas" w:eastAsia="Times New Roman" w:hAnsi="Consolas" w:cs="Courier New"/>
-          <w:color w:val="0F1115"/>
-          <w:sz w:val="20"/>
-          <w:szCs w:val="20"/>
-        </w:rPr>
-        <w:t xml:space="preserve">  |     │         │ 1s² │             │  ← Full (2 electrons)</w:t>
-      </w:r>
-    </w:p>
-    <w:p>
-      <w:pPr>
-        <w:tabs>
-          <w:tab w:val="left" w:pos="916"/>
-          <w:tab w:val="left" w:pos="1832"/>
-          <w:tab w:val="left" w:pos="2748"/>
-          <w:tab w:val="left" w:pos="3664"/>
-          <w:tab w:val="left" w:pos="4580"/>
-          <w:tab w:val="left" w:pos="5496"/>
-          <w:tab w:val="left" w:pos="6412"/>
-          <w:tab w:val="left" w:pos="7328"/>
-          <w:tab w:val="left" w:pos="8244"/>
-          <w:tab w:val="left" w:pos="9160"/>
-          <w:tab w:val="left" w:pos="10076"/>
-          <w:tab w:val="left" w:pos="10992"/>
-          <w:tab w:val="left" w:pos="11908"/>
-          <w:tab w:val="left" w:pos="12824"/>
-          <w:tab w:val="left" w:pos="13740"/>
-          <w:tab w:val="left" w:pos="14656"/>
-        </w:tabs>
-        <w:wordWrap w:val="0"/>
-        <w:spacing w:after="0" w:line="330" w:lineRule="atLeast"/>
-        <w:rPr>
-          <w:rFonts w:ascii="Consolas" w:eastAsia="Times New Roman" w:hAnsi="Consolas" w:cs="Courier New"/>
-          <w:color w:val="0F1115"/>
-          <w:sz w:val="20"/>
-          <w:szCs w:val="20"/>
-        </w:rPr>
-      </w:pPr>
-      <w:r>
-        <w:rPr>
-          <w:rFonts w:ascii="Consolas" w:eastAsia="Times New Roman" w:hAnsi="Consolas" w:cs="Courier New"/>
-          <w:color w:val="0F1115"/>
-          <w:sz w:val="20"/>
-          <w:szCs w:val="20"/>
-        </w:rPr>
-        <w:t xml:space="preserve">  |     │         └─────┘             │</w:t>
-      </w:r>
-    </w:p>
-    <w:p>
-      <w:pPr>
-        <w:tabs>
-          <w:tab w:val="left" w:pos="916"/>
-          <w:tab w:val="left" w:pos="1832"/>
-          <w:tab w:val="left" w:pos="2748"/>
-          <w:tab w:val="left" w:pos="3664"/>
-          <w:tab w:val="left" w:pos="4580"/>
-          <w:tab w:val="left" w:pos="5496"/>
-          <w:tab w:val="left" w:pos="6412"/>
-          <w:tab w:val="left" w:pos="7328"/>
-          <w:tab w:val="left" w:pos="8244"/>
-          <w:tab w:val="left" w:pos="9160"/>
-          <w:tab w:val="left" w:pos="10076"/>
-          <w:tab w:val="left" w:pos="10992"/>
-          <w:tab w:val="left" w:pos="11908"/>
-          <w:tab w:val="left" w:pos="12824"/>
-          <w:tab w:val="left" w:pos="13740"/>
-          <w:tab w:val="left" w:pos="14656"/>
-        </w:tabs>
-        <w:wordWrap w:val="0"/>
-        <w:spacing w:after="0" w:line="330" w:lineRule="atLeast"/>
-        <w:rPr>
-          <w:rFonts w:ascii="Consolas" w:eastAsia="Times New Roman" w:hAnsi="Consolas" w:cs="Courier New"/>
-          <w:color w:val="0F1115"/>
-          <w:sz w:val="20"/>
-          <w:szCs w:val="20"/>
-        </w:rPr>
-      </w:pPr>
-      <w:r>
-        <w:rPr>
-          <w:rFonts w:ascii="Consolas" w:eastAsia="Times New Roman" w:hAnsi="Consolas" w:cs="Courier New"/>
-          <w:color w:val="0F1115"/>
-          <w:sz w:val="20"/>
-          <w:szCs w:val="20"/>
-        </w:rPr>
-        <w:t xml:space="preserve">  |     └─────────────────────────────┘</w:t>
-      </w:r>
-    </w:p>
-    <w:p>
-      <w:pPr>
-        <w:tabs>
-          <w:tab w:val="left" w:pos="916"/>
-          <w:tab w:val="left" w:pos="1832"/>
-          <w:tab w:val="left" w:pos="2748"/>
-          <w:tab w:val="left" w:pos="3664"/>
-          <w:tab w:val="left" w:pos="4580"/>
-          <w:tab w:val="left" w:pos="5496"/>
-          <w:tab w:val="left" w:pos="6412"/>
-          <w:tab w:val="left" w:pos="7328"/>
-          <w:tab w:val="left" w:pos="8244"/>
-          <w:tab w:val="left" w:pos="9160"/>
-          <w:tab w:val="left" w:pos="10076"/>
-          <w:tab w:val="left" w:pos="10992"/>
-          <w:tab w:val="left" w:pos="11908"/>
-          <w:tab w:val="left" w:pos="12824"/>
-          <w:tab w:val="left" w:pos="13740"/>
-          <w:tab w:val="left" w:pos="14656"/>
-        </w:tabs>
-        <w:wordWrap w:val="0"/>
-        <w:spacing w:after="0" w:line="330" w:lineRule="atLeast"/>
-        <w:rPr>
-          <w:rFonts w:ascii="Consolas" w:eastAsia="Times New Roman" w:hAnsi="Consolas" w:cs="Courier New"/>
-          <w:color w:val="0F1115"/>
-          <w:sz w:val="20"/>
-          <w:szCs w:val="20"/>
-        </w:rPr>
-      </w:pPr>
-      <w:r>
-        <w:rPr>
-          <w:rFonts w:ascii="Consolas" w:eastAsia="Times New Roman" w:hAnsi="Consolas" w:cs="Courier New"/>
-          <w:color w:val="0F1115"/>
-          <w:sz w:val="20"/>
-          <w:szCs w:val="20"/>
-        </w:rPr>
-        <w:t xml:space="preserve">  |</w:t>
-      </w:r>
-    </w:p>
-    <w:p>
-      <w:pPr>
-        <w:tabs>
-          <w:tab w:val="left" w:pos="916"/>
-          <w:tab w:val="left" w:pos="1832"/>
-          <w:tab w:val="left" w:pos="2748"/>
-          <w:tab w:val="left" w:pos="3664"/>
-          <w:tab w:val="left" w:pos="4580"/>
-          <w:tab w:val="left" w:pos="5496"/>
-          <w:tab w:val="left" w:pos="6412"/>
-          <w:tab w:val="left" w:pos="7328"/>
-          <w:tab w:val="left" w:pos="8244"/>
-          <w:tab w:val="left" w:pos="9160"/>
-          <w:tab w:val="left" w:pos="10076"/>
-          <w:tab w:val="left" w:pos="10992"/>
-          <w:tab w:val="left" w:pos="11908"/>
-          <w:tab w:val="left" w:pos="12824"/>
-          <w:tab w:val="left" w:pos="13740"/>
-          <w:tab w:val="left" w:pos="14656"/>
-        </w:tabs>
-        <w:wordWrap w:val="0"/>
-        <w:spacing w:after="171" w:line="330" w:lineRule="atLeast"/>
-        <w:rPr>
-          <w:rFonts w:ascii="Consolas" w:eastAsia="Times New Roman" w:hAnsi="Consolas" w:cs="Courier New"/>
-          <w:color w:val="0F1115"/>
-          <w:sz w:val="20"/>
-          <w:szCs w:val="20"/>
-        </w:rPr>
-      </w:pPr>
-      <w:r>
-        <w:rPr>
-          <w:rFonts w:ascii="Consolas" w:eastAsia="Times New Roman" w:hAnsi="Consolas" w:cs="Courier New"/>
-          <w:color w:val="0F1115"/>
-          <w:sz w:val="20"/>
-          <w:szCs w:val="20"/>
-        </w:rPr>
-        <w:t xml:space="preserve">  +----------------------------------------→</w:t>
-      </w:r>
-    </w:p>
-    <w:p>
-      <w:pPr>
-        <w:rPr>
-          <w:rFonts w:ascii="Times New Roman" w:eastAsia="Times New Roman" w:hAnsi="Times New Roman" w:cs="Times New Roman"/>
-          <w:sz w:val="24"/>
-          <w:szCs w:val="24"/>
-        </w:rPr>
-      </w:pPr>
-      <w:r>
-        <w:rPr>
-          <w:rFonts w:ascii="Times New Roman" w:eastAsia="Times New Roman" w:hAnsi="Times New Roman" w:cs="Times New Roman"/>
-          <w:sz w:val="24"/>
-          <w:szCs w:val="24"/>
-        </w:rPr>
-        <w:br w:type="page"/>
-      </w:r>
     </w:p>
     <w:p>
       <w:pPr>
@@ -8943,8 +8094,6 @@
                 <w:szCs w:val="23"/>
               </w:rPr>
             </w:pPr>
-            <w:bookmarkStart w:id="0" w:name="_GoBack"/>
-            <w:bookmarkEnd w:id="0"/>
             <w:r>
               <w:rPr>
                 <w:rFonts w:ascii="Segoe UI" w:eastAsia="Times New Roman" w:hAnsi="Segoe UI" w:cs="Segoe UI"/>
@@ -12821,9 +11970,9 @@
         <w:tblLook w:val="04A0" w:firstRow="1" w:lastRow="0" w:firstColumn="1" w:lastColumn="0" w:noHBand="0" w:noVBand="1"/>
       </w:tblPr>
       <w:tblGrid>
-        <w:gridCol w:w="2450"/>
-        <w:gridCol w:w="4200"/>
-        <w:gridCol w:w="4630"/>
+        <w:gridCol w:w="2355"/>
+        <w:gridCol w:w="3974"/>
+        <w:gridCol w:w="4951"/>
       </w:tblGrid>
       <w:tr>
         <w:trPr>
@@ -12915,6 +12064,7 @@
           <w:p>
             <w:pPr>
               <w:spacing w:after="0" w:line="375" w:lineRule="atLeast"/>
+              <w:ind w:right="600"/>
               <w:rPr>
                 <w:rFonts w:ascii="Segoe UI" w:eastAsia="Times New Roman" w:hAnsi="Segoe UI" w:cs="Segoe UI"/>
                 <w:sz w:val="23"/>
@@ -13010,6 +12160,7 @@
           <w:p>
             <w:pPr>
               <w:spacing w:after="0" w:line="375" w:lineRule="atLeast"/>
+              <w:ind w:right="600"/>
               <w:rPr>
                 <w:rFonts w:ascii="Segoe UI" w:eastAsia="Times New Roman" w:hAnsi="Segoe UI" w:cs="Segoe UI"/>
                 <w:sz w:val="23"/>
@@ -13105,6 +12256,7 @@
           <w:p>
             <w:pPr>
               <w:spacing w:after="0" w:line="375" w:lineRule="atLeast"/>
+              <w:ind w:right="600"/>
               <w:rPr>
                 <w:rFonts w:ascii="Segoe UI" w:eastAsia="Times New Roman" w:hAnsi="Segoe UI" w:cs="Segoe UI"/>
                 <w:sz w:val="23"/>
@@ -13200,6 +12352,7 @@
           <w:p>
             <w:pPr>
               <w:spacing w:after="0" w:line="375" w:lineRule="atLeast"/>
+              <w:ind w:right="600"/>
               <w:rPr>
                 <w:rFonts w:ascii="Segoe UI" w:eastAsia="Times New Roman" w:hAnsi="Segoe UI" w:cs="Segoe UI"/>
                 <w:sz w:val="23"/>
@@ -13295,6 +12448,7 @@
           <w:p>
             <w:pPr>
               <w:spacing w:after="0" w:line="375" w:lineRule="atLeast"/>
+              <w:ind w:right="600"/>
               <w:rPr>
                 <w:rFonts w:ascii="Segoe UI" w:eastAsia="Times New Roman" w:hAnsi="Segoe UI" w:cs="Segoe UI"/>
                 <w:sz w:val="23"/>
@@ -13390,6 +12544,7 @@
           <w:p>
             <w:pPr>
               <w:spacing w:after="0" w:line="375" w:lineRule="atLeast"/>
+              <w:ind w:right="600"/>
               <w:rPr>
                 <w:rFonts w:ascii="Segoe UI" w:eastAsia="Times New Roman" w:hAnsi="Segoe UI" w:cs="Segoe UI"/>
                 <w:sz w:val="23"/>
@@ -13412,7 +12567,7 @@
       <w:pPr>
         <w:spacing w:after="0" w:line="240" w:lineRule="auto"/>
         <w:rPr>
-          <w:rFonts w:ascii="Times New Roman" w:eastAsia="Times New Roman" w:hAnsi="Times New Roman" w:cs="Times New Roman"/>
+          <w:rFonts w:ascii="Segoe UI" w:eastAsia="Times New Roman" w:hAnsi="Segoe UI" w:cs="Segoe UI"/>
           <w:sz w:val="24"/>
           <w:szCs w:val="24"/>
         </w:rPr>
@@ -13420,17 +12575,16 @@
       <w:r>
         <w:rPr>
           <w:rFonts w:ascii="Segoe UI" w:eastAsia="Times New Roman" w:hAnsi="Segoe UI" w:cs="Segoe UI"/>
-          <w:color w:val="0F1115"/>
           <w:sz w:val="24"/>
           <w:szCs w:val="24"/>
         </w:rPr>
-        <w:br/>
+        <w:t xml:space="preserve"> </w:t>
       </w:r>
     </w:p>
     <w:p>
       <w:pPr>
         <w:shd w:val="clear" w:color="auto" w:fill="FFFFFF"/>
-        <w:spacing w:before="480" w:after="240" w:line="450" w:lineRule="atLeast"/>
+        <w:spacing w:after="240" w:line="450" w:lineRule="atLeast"/>
         <w:outlineLvl w:val="2"/>
         <w:rPr>
           <w:rFonts w:ascii="Segoe UI" w:eastAsia="Times New Roman" w:hAnsi="Segoe UI" w:cs="Segoe UI"/>
@@ -13465,8 +12619,8 @@
         <w:tblLook w:val="04A0" w:firstRow="1" w:lastRow="0" w:firstColumn="1" w:lastColumn="0" w:noHBand="0" w:noVBand="1"/>
       </w:tblPr>
       <w:tblGrid>
-        <w:gridCol w:w="2345"/>
-        <w:gridCol w:w="8935"/>
+        <w:gridCol w:w="2230"/>
+        <w:gridCol w:w="9050"/>
       </w:tblGrid>
       <w:tr>
         <w:trPr>
@@ -13524,6 +12678,7 @@
           <w:p>
             <w:pPr>
               <w:spacing w:after="0" w:line="375" w:lineRule="atLeast"/>
+              <w:ind w:right="960"/>
               <w:rPr>
                 <w:rFonts w:ascii="Segoe UI" w:eastAsia="Times New Roman" w:hAnsi="Segoe UI" w:cs="Segoe UI"/>
                 <w:sz w:val="23"/>
@@ -13588,6 +12743,7 @@
           <w:p>
             <w:pPr>
               <w:spacing w:after="0" w:line="375" w:lineRule="atLeast"/>
+              <w:ind w:right="960"/>
               <w:rPr>
                 <w:rFonts w:ascii="Segoe UI" w:eastAsia="Times New Roman" w:hAnsi="Segoe UI" w:cs="Segoe UI"/>
                 <w:sz w:val="23"/>
@@ -13652,6 +12808,7 @@
           <w:p>
             <w:pPr>
               <w:spacing w:after="0" w:line="375" w:lineRule="atLeast"/>
+              <w:ind w:right="960"/>
               <w:rPr>
                 <w:rFonts w:ascii="Segoe UI" w:eastAsia="Times New Roman" w:hAnsi="Segoe UI" w:cs="Segoe UI"/>
                 <w:sz w:val="23"/>
@@ -13716,6 +12873,7 @@
           <w:p>
             <w:pPr>
               <w:spacing w:after="0" w:line="375" w:lineRule="atLeast"/>
+              <w:ind w:right="960"/>
               <w:rPr>
                 <w:rFonts w:ascii="Segoe UI" w:eastAsia="Times New Roman" w:hAnsi="Segoe UI" w:cs="Segoe UI"/>
                 <w:sz w:val="23"/>
@@ -13780,6 +12938,7 @@
           <w:p>
             <w:pPr>
               <w:spacing w:after="0" w:line="375" w:lineRule="atLeast"/>
+              <w:ind w:right="960"/>
               <w:rPr>
                 <w:rFonts w:ascii="Segoe UI" w:eastAsia="Times New Roman" w:hAnsi="Segoe UI" w:cs="Segoe UI"/>
                 <w:sz w:val="23"/>
@@ -13810,13 +12969,32 @@
     </w:p>
     <w:p>
       <w:pPr>
-        <w:spacing w:before="480" w:after="480" w:line="240" w:lineRule="auto"/>
         <w:rPr>
           <w:rFonts w:ascii="Times New Roman" w:eastAsia="Times New Roman" w:hAnsi="Times New Roman" w:cs="Times New Roman"/>
           <w:sz w:val="24"/>
           <w:szCs w:val="24"/>
         </w:rPr>
       </w:pPr>
+      <w:r>
+        <w:rPr>
+          <w:rFonts w:ascii="Times New Roman" w:eastAsia="Times New Roman" w:hAnsi="Times New Roman" w:cs="Times New Roman"/>
+          <w:sz w:val="24"/>
+          <w:szCs w:val="24"/>
+        </w:rPr>
+        <w:br w:type="page"/>
+      </w:r>
+    </w:p>
+    <w:p>
+      <w:pPr>
+        <w:spacing w:before="480" w:after="480" w:line="240" w:lineRule="auto"/>
+        <w:rPr>
+          <w:rFonts w:ascii="Times New Roman" w:eastAsia="Times New Roman" w:hAnsi="Times New Roman" w:cs="Times New Roman"/>
+          <w:sz w:val="24"/>
+          <w:szCs w:val="24"/>
+        </w:rPr>
+      </w:pPr>
+      <w:bookmarkStart w:id="0" w:name="_GoBack"/>
+      <w:bookmarkEnd w:id="0"/>
       <w:r>
         <w:rPr>
           <w:rFonts w:ascii="Times New Roman" w:eastAsia="Times New Roman" w:hAnsi="Times New Roman" w:cs="Times New Roman"/>
@@ -15066,9 +14244,9 @@
         <w:tblLook w:val="04A0" w:firstRow="1" w:lastRow="0" w:firstColumn="1" w:lastColumn="0" w:noHBand="0" w:noVBand="1"/>
       </w:tblPr>
       <w:tblGrid>
-        <w:gridCol w:w="1538"/>
-        <w:gridCol w:w="4909"/>
-        <w:gridCol w:w="4833"/>
+        <w:gridCol w:w="1440"/>
+        <w:gridCol w:w="4590"/>
+        <w:gridCol w:w="5250"/>
       </w:tblGrid>
       <w:tr>
         <w:trPr>
@@ -15076,7 +14254,7 @@
         </w:trPr>
         <w:tc>
           <w:tcPr>
-            <w:tcW w:w="0" w:type="auto"/>
+            <w:tcW w:w="1440" w:type="dxa"/>
             <w:tcBorders>
               <w:top w:val="nil"/>
             </w:tcBorders>
@@ -15110,7 +14288,7 @@
         </w:tc>
         <w:tc>
           <w:tcPr>
-            <w:tcW w:w="0" w:type="auto"/>
+            <w:tcW w:w="4590" w:type="dxa"/>
             <w:tcBorders>
               <w:top w:val="nil"/>
             </w:tcBorders>
@@ -15144,7 +14322,7 @@
         </w:tc>
         <w:tc>
           <w:tcPr>
-            <w:tcW w:w="0" w:type="auto"/>
+            <w:tcW w:w="5250" w:type="dxa"/>
             <w:tcBorders>
               <w:top w:val="nil"/>
             </w:tcBorders>
@@ -15160,6 +14338,7 @@
           <w:p>
             <w:pPr>
               <w:spacing w:after="0" w:line="375" w:lineRule="atLeast"/>
+              <w:ind w:right="690"/>
               <w:rPr>
                 <w:rFonts w:ascii="Segoe UI" w:eastAsia="Times New Roman" w:hAnsi="Segoe UI" w:cs="Segoe UI"/>
                 <w:sz w:val="23"/>
@@ -15180,7 +14359,7 @@
       <w:tr>
         <w:tc>
           <w:tcPr>
-            <w:tcW w:w="0" w:type="auto"/>
+            <w:tcW w:w="1440" w:type="dxa"/>
             <w:tcMar>
               <w:top w:w="150" w:type="dxa"/>
               <w:left w:w="0" w:type="dxa"/>
@@ -15211,7 +14390,7 @@
         </w:tc>
         <w:tc>
           <w:tcPr>
-            <w:tcW w:w="0" w:type="auto"/>
+            <w:tcW w:w="4590" w:type="dxa"/>
             <w:tcMar>
               <w:top w:w="150" w:type="dxa"/>
               <w:left w:w="240" w:type="dxa"/>
@@ -15242,7 +14421,7 @@
         </w:tc>
         <w:tc>
           <w:tcPr>
-            <w:tcW w:w="0" w:type="auto"/>
+            <w:tcW w:w="5250" w:type="dxa"/>
             <w:tcMar>
               <w:top w:w="150" w:type="dxa"/>
               <w:left w:w="240" w:type="dxa"/>
@@ -15255,6 +14434,7 @@
           <w:p>
             <w:pPr>
               <w:spacing w:after="0" w:line="375" w:lineRule="atLeast"/>
+              <w:ind w:right="690"/>
               <w:rPr>
                 <w:rFonts w:ascii="Segoe UI" w:eastAsia="Times New Roman" w:hAnsi="Segoe UI" w:cs="Segoe UI"/>
                 <w:sz w:val="23"/>
@@ -15275,7 +14455,7 @@
       <w:tr>
         <w:tc>
           <w:tcPr>
-            <w:tcW w:w="0" w:type="auto"/>
+            <w:tcW w:w="1440" w:type="dxa"/>
             <w:tcMar>
               <w:top w:w="150" w:type="dxa"/>
               <w:left w:w="0" w:type="dxa"/>
@@ -15306,7 +14486,7 @@
         </w:tc>
         <w:tc>
           <w:tcPr>
-            <w:tcW w:w="0" w:type="auto"/>
+            <w:tcW w:w="4590" w:type="dxa"/>
             <w:tcMar>
               <w:top w:w="150" w:type="dxa"/>
               <w:left w:w="240" w:type="dxa"/>
@@ -15337,7 +14517,7 @@
         </w:tc>
         <w:tc>
           <w:tcPr>
-            <w:tcW w:w="0" w:type="auto"/>
+            <w:tcW w:w="5250" w:type="dxa"/>
             <w:tcMar>
               <w:top w:w="150" w:type="dxa"/>
               <w:left w:w="240" w:type="dxa"/>
@@ -15350,6 +14530,7 @@
           <w:p>
             <w:pPr>
               <w:spacing w:after="0" w:line="375" w:lineRule="atLeast"/>
+              <w:ind w:right="690"/>
               <w:rPr>
                 <w:rFonts w:ascii="Segoe UI" w:eastAsia="Times New Roman" w:hAnsi="Segoe UI" w:cs="Segoe UI"/>
                 <w:sz w:val="23"/>
@@ -15370,7 +14551,7 @@
       <w:tr>
         <w:tc>
           <w:tcPr>
-            <w:tcW w:w="0" w:type="auto"/>
+            <w:tcW w:w="1440" w:type="dxa"/>
             <w:tcMar>
               <w:top w:w="150" w:type="dxa"/>
               <w:left w:w="0" w:type="dxa"/>
@@ -15401,7 +14582,7 @@
         </w:tc>
         <w:tc>
           <w:tcPr>
-            <w:tcW w:w="0" w:type="auto"/>
+            <w:tcW w:w="4590" w:type="dxa"/>
             <w:tcMar>
               <w:top w:w="150" w:type="dxa"/>
               <w:left w:w="240" w:type="dxa"/>
@@ -15432,7 +14613,7 @@
         </w:tc>
         <w:tc>
           <w:tcPr>
-            <w:tcW w:w="0" w:type="auto"/>
+            <w:tcW w:w="5250" w:type="dxa"/>
             <w:tcMar>
               <w:top w:w="150" w:type="dxa"/>
               <w:left w:w="240" w:type="dxa"/>
@@ -15445,6 +14626,7 @@
           <w:p>
             <w:pPr>
               <w:spacing w:after="0" w:line="375" w:lineRule="atLeast"/>
+              <w:ind w:right="690"/>
               <w:rPr>
                 <w:rFonts w:ascii="Segoe UI" w:eastAsia="Times New Roman" w:hAnsi="Segoe UI" w:cs="Segoe UI"/>
                 <w:sz w:val="23"/>
@@ -15940,7 +15122,7 @@
     </w:p>
     <w:tbl>
       <w:tblPr>
-        <w:tblW w:w="0" w:type="auto"/>
+        <w:tblW w:w="10440" w:type="dxa"/>
         <w:tblCellMar>
           <w:top w:w="15" w:type="dxa"/>
           <w:left w:w="15" w:type="dxa"/>
@@ -15950,7 +15132,7 @@
         <w:tblLook w:val="04A0" w:firstRow="1" w:lastRow="0" w:firstColumn="1" w:lastColumn="0" w:noHBand="0" w:noVBand="1"/>
       </w:tblPr>
       <w:tblGrid>
-        <w:gridCol w:w="1512"/>
+        <w:gridCol w:w="2108"/>
         <w:gridCol w:w="852"/>
         <w:gridCol w:w="852"/>
         <w:gridCol w:w="728"/>
@@ -15958,10 +15140,13 @@
         <w:gridCol w:w="728"/>
         <w:gridCol w:w="728"/>
         <w:gridCol w:w="728"/>
-        <w:gridCol w:w="2744"/>
+        <w:gridCol w:w="818"/>
+        <w:gridCol w:w="2170"/>
       </w:tblGrid>
       <w:tr>
         <w:trPr>
+          <w:gridAfter w:val="1"/>
+          <w:wAfter w:w="2040" w:type="dxa"/>
           <w:tblHeader/>
         </w:trPr>
         <w:tc>
@@ -16272,6 +15457,10 @@
         </w:tc>
       </w:tr>
       <w:tr>
+        <w:trPr>
+          <w:gridAfter w:val="1"/>
+          <w:wAfter w:w="2040" w:type="dxa"/>
+        </w:trPr>
         <w:tc>
           <w:tcPr>
             <w:tcW w:w="0" w:type="auto"/>
@@ -16580,6 +15769,24 @@
                 <w:sz w:val="23"/>
                 <w:szCs w:val="23"/>
               </w:rPr>
+              <w:t>Decreasing</w:t>
+            </w:r>
+          </w:p>
+          <w:p>
+            <w:pPr>
+              <w:spacing w:after="0" w:line="375" w:lineRule="atLeast"/>
+              <w:rPr>
+                <w:rFonts w:ascii="Segoe UI" w:eastAsia="Times New Roman" w:hAnsi="Segoe UI" w:cs="Segoe UI"/>
+                <w:sz w:val="23"/>
+                <w:szCs w:val="23"/>
+              </w:rPr>
+            </w:pPr>
+            <w:r>
+              <w:rPr>
+                <w:rFonts w:ascii="Segoe UI" w:eastAsia="Times New Roman" w:hAnsi="Segoe UI" w:cs="Segoe UI"/>
+                <w:sz w:val="23"/>
+                <w:szCs w:val="23"/>
+              </w:rPr>
               <w:t>Trend</w:t>
             </w:r>
           </w:p>
@@ -16772,7 +15979,7 @@
         </w:tc>
         <w:tc>
           <w:tcPr>
-            <w:tcW w:w="0" w:type="auto"/>
+            <w:tcW w:w="728" w:type="dxa"/>
             <w:tcMar>
               <w:top w:w="150" w:type="dxa"/>
               <w:left w:w="240" w:type="dxa"/>
@@ -16803,7 +16010,8 @@
         </w:tc>
         <w:tc>
           <w:tcPr>
-            <w:tcW w:w="0" w:type="auto"/>
+            <w:tcW w:w="2992" w:type="dxa"/>
+            <w:gridSpan w:val="2"/>
             <w:tcMar>
               <w:top w:w="150" w:type="dxa"/>
               <w:left w:w="240" w:type="dxa"/>
@@ -16816,34 +16024,44 @@
           <w:p>
             <w:pPr>
               <w:spacing w:after="0" w:line="375" w:lineRule="atLeast"/>
-              <w:rPr>
-                <w:rFonts w:ascii="Segoe UI" w:eastAsia="Times New Roman" w:hAnsi="Segoe UI" w:cs="Segoe UI"/>
-                <w:sz w:val="23"/>
-                <w:szCs w:val="23"/>
-              </w:rPr>
-            </w:pPr>
-            <w:r>
-              <w:rPr>
-                <w:rFonts w:ascii="Segoe UI" w:eastAsia="Times New Roman" w:hAnsi="Segoe UI" w:cs="Segoe UI"/>
-                <w:sz w:val="23"/>
-                <w:szCs w:val="23"/>
-              </w:rPr>
-              <w:t>(Ne is slightly larger due to electron repulsion)</w:t>
+              <w:ind w:right="-720"/>
+              <w:rPr>
+                <w:rFonts w:ascii="Segoe UI" w:eastAsia="Times New Roman" w:hAnsi="Segoe UI" w:cs="Segoe UI"/>
+                <w:sz w:val="23"/>
+                <w:szCs w:val="23"/>
+              </w:rPr>
+            </w:pPr>
+            <w:r>
+              <w:rPr>
+                <w:rFonts w:ascii="Segoe UI" w:eastAsia="Times New Roman" w:hAnsi="Segoe UI" w:cs="Segoe UI"/>
+                <w:sz w:val="23"/>
+                <w:szCs w:val="23"/>
+              </w:rPr>
+              <w:t xml:space="preserve">(Ne is slightly larger due </w:t>
+            </w:r>
+          </w:p>
+          <w:p>
+            <w:pPr>
+              <w:spacing w:after="0" w:line="375" w:lineRule="atLeast"/>
+              <w:ind w:right="-720"/>
+              <w:rPr>
+                <w:rFonts w:ascii="Segoe UI" w:eastAsia="Times New Roman" w:hAnsi="Segoe UI" w:cs="Segoe UI"/>
+                <w:sz w:val="23"/>
+                <w:szCs w:val="23"/>
+              </w:rPr>
+            </w:pPr>
+            <w:r>
+              <w:rPr>
+                <w:rFonts w:ascii="Segoe UI" w:eastAsia="Times New Roman" w:hAnsi="Segoe UI" w:cs="Segoe UI"/>
+                <w:sz w:val="23"/>
+                <w:szCs w:val="23"/>
+              </w:rPr>
+              <w:t>to electron repulsion)</w:t>
             </w:r>
           </w:p>
         </w:tc>
       </w:tr>
     </w:tbl>
-    <w:p>
-      <w:pPr>
-        <w:spacing w:after="0" w:line="240" w:lineRule="auto"/>
-        <w:rPr>
-          <w:rFonts w:ascii="Times New Roman" w:eastAsia="Times New Roman" w:hAnsi="Times New Roman" w:cs="Times New Roman"/>
-          <w:sz w:val="24"/>
-          <w:szCs w:val="24"/>
-        </w:rPr>
-      </w:pPr>
-    </w:p>
     <w:p>
       <w:pPr>
         <w:shd w:val="clear" w:color="auto" w:fill="FFFFFF"/>
